--- a/summary_report.docx
+++ b/summary_report.docx
@@ -4,16 +4,15 @@
   <w:body>
     <w:p>
       <w:pPr>
-        <w:spacing w:after="60" w:before="0"/>
+        <w:spacing w:after="40" w:before="0"/>
       </w:pPr>
       <w:r>
         <w:rPr>
           <w:rFonts w:ascii="Arial" w:cs="Arial" w:eastAsia="Arial" w:hAnsi="Arial"/>
           <w:b/>
           <w:bCs/>
-          <w:color w:val="1F4E79"/>
-          <w:sz w:val="32"/>
-          <w:szCs w:val="32"/>
+          <w:sz w:val="28"/>
+          <w:szCs w:val="28"/>
         </w:rPr>
         <w:t xml:space="preserve">Vexoo Labs — AI Engineer Assignment</w:t>
       </w:r>
@@ -25,26 +24,24 @@
       <w:r>
         <w:rPr>
           <w:rFonts w:ascii="Arial" w:cs="Arial" w:eastAsia="Arial" w:hAnsi="Arial"/>
-          <w:color w:val="555555"/>
-          <w:sz w:val="18"/>
-          <w:szCs w:val="18"/>
-        </w:rPr>
-        <w:t xml:space="preserve">Rizwan Ansar  ·  VIT-AP University  ·  B.Tech CS (AI/ML)</w:t>
+          <w:sz w:val="18"/>
+          <w:szCs w:val="18"/>
+        </w:rPr>
+        <w:t xml:space="preserve">Rizwan Ansar  |  VIT-AP University  |  B.Tech CS (AI/ML)</w:t>
       </w:r>
     </w:p>
     <w:p>
       <w:pPr>
         <w:pBdr>
-          <w:bottom w:val="single" w:color="2E75B6" w:sz="8" w:space="2"/>
+          <w:bottom w:val="single" w:color="000000" w:sz="6" w:space="2"/>
         </w:pBdr>
-        <w:spacing w:after="60" w:before="0"/>
+        <w:spacing w:after="60" w:before="160"/>
       </w:pPr>
       <w:r>
         <w:rPr>
           <w:rFonts w:ascii="Arial" w:cs="Arial" w:eastAsia="Arial" w:hAnsi="Arial"/>
           <w:b/>
           <w:bCs/>
-          <w:color w:val="2E75B6"/>
           <w:sz w:val="22"/>
           <w:szCs w:val="22"/>
         </w:rPr>
@@ -53,7 +50,7 @@
     </w:p>
     <w:p>
       <w:pPr>
-        <w:spacing w:after="24" w:before="0"/>
+        <w:spacing w:after="80" w:before="0"/>
       </w:pPr>
     </w:p>
     <w:p>
@@ -63,16 +60,15 @@
       <w:r>
         <w:rPr>
           <w:rFonts w:ascii="Arial" w:cs="Arial" w:eastAsia="Arial" w:hAnsi="Arial"/>
-          <w:color w:val="1A1A2E"/>
-          <w:sz w:val="18"/>
-          <w:szCs w:val="18"/>
-        </w:rPr>
-        <w:t xml:space="preserve">Sliding Window:  2-page character windows (~2500 chars) with 300-char overlap to preserve cross-boundary context. Each window is an independent processing unit.</w:t>
-      </w:r>
-    </w:p>
-    <w:p>
-      <w:pPr>
-        <w:spacing w:after="24" w:before="0"/>
+          <w:sz w:val="18"/>
+          <w:szCs w:val="18"/>
+        </w:rPr>
+        <w:t xml:space="preserve">Sliding Window: Text is split into overlapping 2-page chunks (~2500 chars) snapped to sentence boundaries using NLTK sent_tokenize. A 300-char overlap preserves cross-boundary context.</w:t>
+      </w:r>
+    </w:p>
+    <w:p>
+      <w:pPr>
+        <w:spacing w:after="80" w:before="0"/>
       </w:pPr>
     </w:p>
     <w:p>
@@ -82,13 +78,10 @@
       <w:r>
         <w:rPr>
           <w:rFonts w:ascii="Arial" w:cs="Arial" w:eastAsia="Arial" w:hAnsi="Arial"/>
-          <w:b/>
-          <w:bCs/>
-          <w:color w:val="1A1A2E"/>
-          <w:sz w:val="18"/>
-          <w:szCs w:val="18"/>
-        </w:rPr>
-        <w:t xml:space="preserve">Knowledge Pyramid (4 layers per chunk):</w:t>
+          <w:sz w:val="18"/>
+          <w:szCs w:val="18"/>
+        </w:rPr>
+        <w:t xml:space="preserve">Knowledge Pyramid — 4 layers per chunk:</w:t>
       </w:r>
     </w:p>
     <w:p>
@@ -103,11 +96,10 @@
       <w:r>
         <w:rPr>
           <w:rFonts w:ascii="Arial" w:cs="Arial" w:eastAsia="Arial" w:hAnsi="Arial"/>
-          <w:color w:val="1A1A2E"/>
-          <w:sz w:val="18"/>
-          <w:szCs w:val="18"/>
-        </w:rPr>
-        <w:t xml:space="preserve">Layer 0 — Raw Text: original chunk preserved verbatim</w:t>
+          <w:sz w:val="18"/>
+          <w:szCs w:val="18"/>
+        </w:rPr>
+        <w:t xml:space="preserve">Layer 0 — Raw Text: original chunk preserved as-is</w:t>
       </w:r>
     </w:p>
     <w:p>
@@ -122,11 +114,10 @@
       <w:r>
         <w:rPr>
           <w:rFonts w:ascii="Arial" w:cs="Arial" w:eastAsia="Arial" w:hAnsi="Arial"/>
-          <w:color w:val="1A1A2E"/>
-          <w:sz w:val="18"/>
-          <w:szCs w:val="18"/>
-        </w:rPr>
-        <w:t xml:space="preserve">Layer 1 — Summary: first-N sentence extraction (placeholder for BART/T5)</w:t>
+          <w:sz w:val="18"/>
+          <w:szCs w:val="18"/>
+        </w:rPr>
+        <w:t xml:space="preserve">Layer 1 — Summary: query-relevant sentences selected by keyword scoring</w:t>
       </w:r>
     </w:p>
     <w:p>
@@ -141,11 +132,10 @@
       <w:r>
         <w:rPr>
           <w:rFonts w:ascii="Arial" w:cs="Arial" w:eastAsia="Arial" w:hAnsi="Arial"/>
-          <w:color w:val="1A1A2E"/>
-          <w:sz w:val="18"/>
-          <w:szCs w:val="18"/>
-        </w:rPr>
-        <w:t xml:space="preserve">Layer 2 — Category: rule-based keyword voting → domain label (ML / NLP / retrieval / etc.)</w:t>
+          <w:sz w:val="18"/>
+          <w:szCs w:val="18"/>
+        </w:rPr>
+        <w:t xml:space="preserve">Layer 2 — Category: rule-based keyword voting across 10 domains</w:t>
       </w:r>
     </w:p>
     <w:p>
@@ -160,16 +150,15 @@
       <w:r>
         <w:rPr>
           <w:rFonts w:ascii="Arial" w:cs="Arial" w:eastAsia="Arial" w:hAnsi="Arial"/>
-          <w:color w:val="1A1A2E"/>
-          <w:sz w:val="18"/>
-          <w:szCs w:val="18"/>
-        </w:rPr>
-        <w:t xml:space="preserve">Layer 3 — Keywords: TF-ranked top-10 terms (drop-in for dense embeddings)</w:t>
-      </w:r>
-    </w:p>
-    <w:p>
-      <w:pPr>
-        <w:spacing w:after="24" w:before="0"/>
+          <w:sz w:val="18"/>
+          <w:szCs w:val="18"/>
+        </w:rPr>
+        <w:t xml:space="preserve">Layer 3 — Keywords: top-10 terms via sklearn TF-IDF</w:t>
+      </w:r>
+    </w:p>
+    <w:p>
+      <w:pPr>
+        <w:spacing w:after="80" w:before="0"/>
       </w:pPr>
     </w:p>
     <w:p>
@@ -179,31 +168,29 @@
       <w:r>
         <w:rPr>
           <w:rFonts w:ascii="Arial" w:cs="Arial" w:eastAsia="Arial" w:hAnsi="Arial"/>
-          <w:color w:val="1A1A2E"/>
-          <w:sz w:val="18"/>
-          <w:szCs w:val="18"/>
-        </w:rPr>
-        <w:t xml:space="preserve">Retrieval: TF-based cosine similarity between query and a composite chunk representation (raw + summary + keywords). Multi-layer search improves robustness across specificity levels.</w:t>
-      </w:r>
-    </w:p>
-    <w:p>
-      <w:pPr>
-        <w:spacing w:after="32" w:before="0"/>
+          <w:sz w:val="18"/>
+          <w:szCs w:val="18"/>
+        </w:rPr>
+        <w:t xml:space="preserve">Retrieval: sklearn TfidfVectorizer + cosine similarity ranks chunks against the query. Query and corpus are vectorized together for consistent vocabulary.</w:t>
+      </w:r>
+    </w:p>
+    <w:p>
+      <w:pPr>
+        <w:spacing w:after="80" w:before="0"/>
       </w:pPr>
     </w:p>
     <w:p>
       <w:pPr>
         <w:pBdr>
-          <w:bottom w:val="single" w:color="2E75B6" w:sz="8" w:space="2"/>
+          <w:bottom w:val="single" w:color="000000" w:sz="6" w:space="2"/>
         </w:pBdr>
-        <w:spacing w:after="60" w:before="0"/>
+        <w:spacing w:after="60" w:before="160"/>
       </w:pPr>
       <w:r>
         <w:rPr>
           <w:rFonts w:ascii="Arial" w:cs="Arial" w:eastAsia="Arial" w:hAnsi="Arial"/>
           <w:b/>
           <w:bCs/>
-          <w:color w:val="2E75B6"/>
           <w:sz w:val="22"/>
           <w:szCs w:val="22"/>
         </w:rPr>
@@ -212,7 +199,7 @@
     </w:p>
     <w:p>
       <w:pPr>
-        <w:spacing w:after="24" w:before="0"/>
+        <w:spacing w:after="80" w:before="0"/>
       </w:pPr>
     </w:p>
     <w:p>
@@ -222,16 +209,15 @@
       <w:r>
         <w:rPr>
           <w:rFonts w:ascii="Arial" w:cs="Arial" w:eastAsia="Arial" w:hAnsi="Arial"/>
-          <w:color w:val="1A1A2E"/>
-          <w:sz w:val="18"/>
-          <w:szCs w:val="18"/>
-        </w:rPr>
-        <w:t xml:space="preserve">Dataset: 3,000 train / 1,000 eval samples from openai/gsm8k (HuggingFace). Instruction prompt: ### Question → ### Solution.</w:t>
-      </w:r>
-    </w:p>
-    <w:p>
-      <w:pPr>
-        <w:spacing w:after="16" w:before="0"/>
+          <w:sz w:val="18"/>
+          <w:szCs w:val="18"/>
+        </w:rPr>
+        <w:t xml:space="preserve">Dataset: 3000 train / 1000 eval samples from openai/gsm8k. Each sample formatted as ### Question → ### Solution instruction prompt.</w:t>
+      </w:r>
+    </w:p>
+    <w:p>
+      <w:pPr>
+        <w:spacing w:after="80" w:before="0"/>
       </w:pPr>
     </w:p>
     <w:p>
@@ -241,299 +227,92 @@
       <w:r>
         <w:rPr>
           <w:rFonts w:ascii="Arial" w:cs="Arial" w:eastAsia="Arial" w:hAnsi="Arial"/>
-          <w:color w:val="1A1A2E"/>
-          <w:sz w:val="18"/>
-          <w:szCs w:val="18"/>
-        </w:rPr>
-        <w:t xml:space="preserve">Tokenisation: LLaMA-compatible tokeniser; EOS used as pad token; labels masked to -100 on prompt tokens — loss computed on answer tokens only.</w:t>
-      </w:r>
-    </w:p>
-    <w:p>
-      <w:pPr>
-        <w:spacing w:after="24" w:before="0"/>
+          <w:sz w:val="18"/>
+          <w:szCs w:val="18"/>
+        </w:rPr>
+        <w:t xml:space="preserve">Tokenization: LLaMA tokenizer with EOS as pad token. Prompt tokens masked to -100 so loss is computed on answer tokens only.</w:t>
+      </w:r>
+    </w:p>
+    <w:p>
+      <w:pPr>
+        <w:spacing w:after="80" w:before="0"/>
       </w:pPr>
     </w:p>
     <w:p>
       <w:pPr>
         <w:spacing w:after="40" w:before="40"/>
+      </w:pPr>
+      <w:r>
+        <w:rPr>
+          <w:rFonts w:ascii="Arial" w:cs="Arial" w:eastAsia="Arial" w:hAnsi="Arial"/>
+          <w:sz w:val="18"/>
+          <w:szCs w:val="18"/>
+        </w:rPr>
+        <w:t xml:space="preserve">LoRA: rank=16, alpha=32, dropout=0.05, target modules: q_proj and v_proj. Reduces trainable parameters from 1B to ~2-4M.</w:t>
+      </w:r>
+    </w:p>
+    <w:p>
+      <w:pPr>
+        <w:spacing w:after="80" w:before="0"/>
+      </w:pPr>
+    </w:p>
+    <w:p>
+      <w:pPr>
+        <w:spacing w:after="40" w:before="40"/>
+      </w:pPr>
+      <w:r>
+        <w:rPr>
+          <w:rFonts w:ascii="Arial" w:cs="Arial" w:eastAsia="Arial" w:hAnsi="Arial"/>
+          <w:sz w:val="18"/>
+          <w:szCs w:val="18"/>
+        </w:rPr>
+        <w:t xml:space="preserve">Training: 3 epochs, batch size 4, gradient accumulation 8 (effective batch 32), lr=2e-4, fp16. HuggingFace Trainer with step-level logging.</w:t>
+      </w:r>
+    </w:p>
+    <w:p>
+      <w:pPr>
+        <w:spacing w:after="80" w:before="0"/>
+      </w:pPr>
+    </w:p>
+    <w:p>
+      <w:pPr>
+        <w:spacing w:after="40" w:before="40"/>
+      </w:pPr>
+      <w:r>
+        <w:rPr>
+          <w:rFonts w:ascii="Arial" w:cs="Arial" w:eastAsia="Arial" w:hAnsi="Arial"/>
+          <w:sz w:val="18"/>
+          <w:szCs w:val="18"/>
+        </w:rPr>
+        <w:t xml:space="preserve">Evaluation: Exact match on extracted #### answer. Result: 13% accuracy on 100 eval samples.</w:t>
+      </w:r>
+    </w:p>
+    <w:p>
+      <w:pPr>
+        <w:spacing w:after="80" w:before="0"/>
+      </w:pPr>
+    </w:p>
+    <w:p>
+      <w:pPr>
+        <w:pBdr>
+          <w:bottom w:val="single" w:color="000000" w:sz="6" w:space="2"/>
+        </w:pBdr>
+        <w:spacing w:after="60" w:before="160"/>
       </w:pPr>
       <w:r>
         <w:rPr>
           <w:rFonts w:ascii="Arial" w:cs="Arial" w:eastAsia="Arial" w:hAnsi="Arial"/>
           <w:b/>
           <w:bCs/>
-          <w:color w:val="1A1A2E"/>
-          <w:sz w:val="18"/>
-          <w:szCs w:val="18"/>
-        </w:rPr>
-        <w:t xml:space="preserve">LoRA Configuration:</w:t>
-      </w:r>
-    </w:p>
-    <w:p>
-      <w:pPr>
-        <w:pStyle w:val="ListParagraph"/>
-        <w:numPr>
-          <w:ilvl w:val="0"/>
-          <w:numId w:val="2"/>
-        </w:numPr>
-        <w:spacing w:after="20" w:before="20"/>
-      </w:pPr>
-      <w:r>
-        <w:rPr>
-          <w:rFonts w:ascii="Arial" w:cs="Arial" w:eastAsia="Arial" w:hAnsi="Arial"/>
-          <w:color w:val="1A1A2E"/>
-          <w:sz w:val="18"/>
-          <w:szCs w:val="18"/>
-        </w:rPr>
-        <w:t xml:space="preserve">Rank r = 16, alpha = 32, dropout = 0.05</w:t>
-      </w:r>
-    </w:p>
-    <w:p>
-      <w:pPr>
-        <w:pStyle w:val="ListParagraph"/>
-        <w:numPr>
-          <w:ilvl w:val="0"/>
-          <w:numId w:val="2"/>
-        </w:numPr>
-        <w:spacing w:after="20" w:before="20"/>
-      </w:pPr>
-      <w:r>
-        <w:rPr>
-          <w:rFonts w:ascii="Arial" w:cs="Arial" w:eastAsia="Arial" w:hAnsi="Arial"/>
-          <w:color w:val="1A1A2E"/>
-          <w:sz w:val="18"/>
-          <w:szCs w:val="18"/>
-        </w:rPr>
-        <w:t xml:space="preserve">Target modules: q_proj, v_proj (~2–4M trainable / 1B total)</w:t>
-      </w:r>
-    </w:p>
-    <w:p>
-      <w:pPr>
-        <w:pStyle w:val="ListParagraph"/>
-        <w:numPr>
-          <w:ilvl w:val="0"/>
-          <w:numId w:val="2"/>
-        </w:numPr>
-        <w:spacing w:after="20" w:before="20"/>
-      </w:pPr>
-      <w:r>
-        <w:rPr>
-          <w:rFonts w:ascii="Arial" w:cs="Arial" w:eastAsia="Arial" w:hAnsi="Arial"/>
-          <w:color w:val="1A1A2E"/>
-          <w:sz w:val="18"/>
-          <w:szCs w:val="18"/>
-        </w:rPr>
-        <w:t xml:space="preserve">TaskType: CAUSAL_LM via HuggingFace PEFT</w:t>
-      </w:r>
-    </w:p>
-    <w:p>
-      <w:pPr>
-        <w:spacing w:after="24" w:before="0"/>
-      </w:pPr>
-    </w:p>
-    <w:p>
-      <w:pPr>
-        <w:spacing w:after="40" w:before="40"/>
-      </w:pPr>
-      <w:r>
-        <w:rPr>
-          <w:rFonts w:ascii="Arial" w:cs="Arial" w:eastAsia="Arial" w:hAnsi="Arial"/>
-          <w:color w:val="1A1A2E"/>
-          <w:sz w:val="18"/>
-          <w:szCs w:val="18"/>
-        </w:rPr>
-        <w:t xml:space="preserve">Training: 3 epochs, effective batch size 32 (4 × 8 grad accum), lr = 2e-4 with linear warmup, fp16. HuggingFace Trainer with step-level logging, best-checkpoint saving.</w:t>
-      </w:r>
-    </w:p>
-    <w:p>
-      <w:pPr>
-        <w:spacing w:after="16" w:before="0"/>
-      </w:pPr>
-    </w:p>
-    <w:p>
-      <w:pPr>
-        <w:spacing w:after="40" w:before="40"/>
-      </w:pPr>
-      <w:r>
-        <w:rPr>
-          <w:rFonts w:ascii="Arial" w:cs="Arial" w:eastAsia="Arial" w:hAnsi="Arial"/>
-          <w:color w:val="1A1A2E"/>
-          <w:sz w:val="18"/>
-          <w:szCs w:val="18"/>
-        </w:rPr>
-        <w:t xml:space="preserve">Evaluation: Exact Match on extracted #### &lt;number&gt; answers. Running accuracy logged every 20 steps.</w:t>
-      </w:r>
-    </w:p>
-    <w:p>
-      <w:pPr>
-        <w:spacing w:after="32" w:before="0"/>
-      </w:pPr>
-    </w:p>
-    <w:p>
-      <w:pPr>
-        <w:pBdr>
-          <w:bottom w:val="single" w:color="2E75B6" w:sz="8" w:space="2"/>
-        </w:pBdr>
-        <w:spacing w:after="60" w:before="0"/>
-      </w:pPr>
-      <w:r>
-        <w:rPr>
-          <w:rFonts w:ascii="Arial" w:cs="Arial" w:eastAsia="Arial" w:hAnsi="Arial"/>
-          <w:b/>
-          <w:bCs/>
-          <w:color w:val="2E75B6"/>
           <w:sz w:val="22"/>
           <w:szCs w:val="22"/>
         </w:rPr>
-        <w:t xml:space="preserve">Bonus — Reasoning-Aware Adapter</w:t>
-      </w:r>
-    </w:p>
-    <w:p>
-      <w:pPr>
-        <w:spacing w:after="24" w:before="0"/>
-      </w:pPr>
-    </w:p>
-    <w:p>
-      <w:pPr>
-        <w:spacing w:after="40" w:before="40"/>
-      </w:pPr>
-      <w:r>
-        <w:rPr>
-          <w:rFonts w:ascii="Arial" w:cs="Arial" w:eastAsia="Arial" w:hAnsi="Arial"/>
-          <w:color w:val="1A1A2E"/>
-          <w:sz w:val="18"/>
-          <w:szCs w:val="18"/>
-        </w:rPr>
-        <w:t xml:space="preserve">Architecture: Query → Rule-based Classifier → Domain Tag → Module Dispatch → Response</w:t>
-      </w:r>
-    </w:p>
-    <w:p>
-      <w:pPr>
-        <w:spacing w:after="16" w:before="0"/>
-      </w:pPr>
-    </w:p>
-    <w:p>
-      <w:pPr>
-        <w:pStyle w:val="ListParagraph"/>
-        <w:numPr>
-          <w:ilvl w:val="0"/>
-          <w:numId w:val="2"/>
-        </w:numPr>
-        <w:spacing w:after="20" w:before="20"/>
-      </w:pPr>
-      <w:r>
-        <w:rPr>
-          <w:rFonts w:ascii="Arial" w:cs="Arial" w:eastAsia="Arial" w:hAnsi="Arial"/>
-          <w:color w:val="1A1A2E"/>
-          <w:sz w:val="18"/>
-          <w:szCs w:val="18"/>
-        </w:rPr>
-        <w:t xml:space="preserve">Math: keyword + regex signals → step-by-step symbolic solver module</w:t>
-      </w:r>
-    </w:p>
-    <w:p>
-      <w:pPr>
-        <w:pStyle w:val="ListParagraph"/>
-        <w:numPr>
-          <w:ilvl w:val="0"/>
-          <w:numId w:val="2"/>
-        </w:numPr>
-        <w:spacing w:after="20" w:before="20"/>
-      </w:pPr>
-      <w:r>
-        <w:rPr>
-          <w:rFonts w:ascii="Arial" w:cs="Arial" w:eastAsia="Arial" w:hAnsi="Arial"/>
-          <w:color w:val="1A1A2E"/>
-          <w:sz w:val="18"/>
-          <w:szCs w:val="18"/>
-        </w:rPr>
-        <w:t xml:space="preserve">Legal: statutory keywords + section/clause regex → RAG + citation module</w:t>
-      </w:r>
-    </w:p>
-    <w:p>
-      <w:pPr>
-        <w:pStyle w:val="ListParagraph"/>
-        <w:numPr>
-          <w:ilvl w:val="0"/>
-          <w:numId w:val="2"/>
-        </w:numPr>
-        <w:spacing w:after="20" w:before="20"/>
-      </w:pPr>
-      <w:r>
-        <w:rPr>
-          <w:rFonts w:ascii="Arial" w:cs="Arial" w:eastAsia="Arial" w:hAnsi="Arial"/>
-          <w:color w:val="1A1A2E"/>
-          <w:sz w:val="18"/>
-          <w:szCs w:val="18"/>
-        </w:rPr>
-        <w:t xml:space="preserve">Code: language/syntax signals → code generation/debug module</w:t>
-      </w:r>
-    </w:p>
-    <w:p>
-      <w:pPr>
-        <w:pStyle w:val="ListParagraph"/>
-        <w:numPr>
-          <w:ilvl w:val="0"/>
-          <w:numId w:val="2"/>
-        </w:numPr>
-        <w:spacing w:after="20" w:before="20"/>
-      </w:pPr>
-      <w:r>
-        <w:rPr>
-          <w:rFonts w:ascii="Arial" w:cs="Arial" w:eastAsia="Arial" w:hAnsi="Arial"/>
-          <w:color w:val="1A1A2E"/>
-          <w:sz w:val="18"/>
-          <w:szCs w:val="18"/>
-        </w:rPr>
-        <w:t xml:space="preserve">General: fallback → semantic search module</w:t>
-      </w:r>
-    </w:p>
-    <w:p>
-      <w:pPr>
-        <w:spacing w:after="16" w:before="0"/>
-      </w:pPr>
-    </w:p>
-    <w:p>
-      <w:pPr>
-        <w:spacing w:after="40" w:before="40"/>
-      </w:pPr>
-      <w:r>
-        <w:rPr>
-          <w:rFonts w:ascii="Arial" w:cs="Arial" w:eastAsia="Arial" w:hAnsi="Arial"/>
-          <w:color w:val="1A1A2E"/>
-          <w:sz w:val="18"/>
-          <w:szCs w:val="18"/>
-        </w:rPr>
-        <w:t xml:space="preserve">Routing is rule-based (zero latency) but designed for drop-in replacement with a fine-tuned intent classifier. Modules are registered at runtime via adapter.register_module() for extensibility.</w:t>
-      </w:r>
-    </w:p>
-    <w:p>
-      <w:pPr>
-        <w:spacing w:after="32" w:before="0"/>
-      </w:pPr>
-    </w:p>
-    <w:p>
-      <w:pPr>
-        <w:pBdr>
-          <w:bottom w:val="single" w:color="2E75B6" w:sz="8" w:space="2"/>
-        </w:pBdr>
-        <w:spacing w:after="60" w:before="0"/>
-      </w:pPr>
-      <w:r>
-        <w:rPr>
-          <w:rFonts w:ascii="Arial" w:cs="Arial" w:eastAsia="Arial" w:hAnsi="Arial"/>
-          <w:b/>
-          <w:bCs/>
-          <w:color w:val="2E75B6"/>
-          <w:sz w:val="22"/>
-          <w:szCs w:val="22"/>
-        </w:rPr>
         <w:t xml:space="preserve">Key Design Decisions</w:t>
       </w:r>
     </w:p>
     <w:p>
       <w:pPr>
-        <w:spacing w:after="24" w:before="0"/>
+        <w:spacing w:after="80" w:before="0"/>
       </w:pPr>
     </w:p>
     <w:tbl>
@@ -557,12 +336,12 @@
           <w:tcPr>
             <w:tcW w:type="dxa" w:w="2800"/>
             <w:tcBorders>
-              <w:top w:val="single" w:color="CCCCCC" w:sz="1"/>
-              <w:left w:val="single" w:color="CCCCCC" w:sz="1"/>
-              <w:bottom w:val="single" w:color="CCCCCC" w:sz="1"/>
-              <w:right w:val="single" w:color="CCCCCC" w:sz="1"/>
-            </w:tcBorders>
-            <w:shd w:fill="D6E4F0" w:val="clear"/>
+              <w:top w:val="single" w:color="000000" w:sz="1"/>
+              <w:left w:val="single" w:color="000000" w:sz="1"/>
+              <w:bottom w:val="single" w:color="000000" w:sz="1"/>
+              <w:right w:val="single" w:color="000000" w:sz="1"/>
+            </w:tcBorders>
+            <w:shd w:fill="CCCCCC" w:val="clear"/>
             <w:tcMar>
               <w:top w:type="dxa" w:w="60"/>
               <w:left w:type="dxa" w:w="100"/>
@@ -576,7 +355,6 @@
                 <w:rFonts w:ascii="Arial" w:cs="Arial" w:eastAsia="Arial" w:hAnsi="Arial"/>
                 <w:b/>
                 <w:bCs/>
-                <w:color w:val="1F4E79"/>
                 <w:sz w:val="17"/>
                 <w:szCs w:val="17"/>
               </w:rPr>
@@ -588,12 +366,12 @@
           <w:tcPr>
             <w:tcW w:type="dxa" w:w="7440"/>
             <w:tcBorders>
-              <w:top w:val="single" w:color="CCCCCC" w:sz="1"/>
-              <w:left w:val="single" w:color="CCCCCC" w:sz="1"/>
-              <w:bottom w:val="single" w:color="CCCCCC" w:sz="1"/>
-              <w:right w:val="single" w:color="CCCCCC" w:sz="1"/>
-            </w:tcBorders>
-            <w:shd w:fill="D6E4F0" w:val="clear"/>
+              <w:top w:val="single" w:color="000000" w:sz="1"/>
+              <w:left w:val="single" w:color="000000" w:sz="1"/>
+              <w:bottom w:val="single" w:color="000000" w:sz="1"/>
+              <w:right w:val="single" w:color="000000" w:sz="1"/>
+            </w:tcBorders>
+            <w:shd w:fill="CCCCCC" w:val="clear"/>
             <w:tcMar>
               <w:top w:type="dxa" w:w="60"/>
               <w:left w:type="dxa" w:w="100"/>
@@ -607,7 +385,6 @@
                 <w:rFonts w:ascii="Arial" w:cs="Arial" w:eastAsia="Arial" w:hAnsi="Arial"/>
                 <w:b/>
                 <w:bCs/>
-                <w:color w:val="1F4E79"/>
                 <w:sz w:val="17"/>
                 <w:szCs w:val="17"/>
               </w:rPr>
@@ -621,10 +398,10 @@
           <w:tcPr>
             <w:tcW w:type="dxa" w:w="2800"/>
             <w:tcBorders>
-              <w:top w:val="single" w:color="CCCCCC" w:sz="1"/>
-              <w:left w:val="single" w:color="CCCCCC" w:sz="1"/>
-              <w:bottom w:val="single" w:color="CCCCCC" w:sz="1"/>
-              <w:right w:val="single" w:color="CCCCCC" w:sz="1"/>
+              <w:top w:val="single" w:color="000000" w:sz="1"/>
+              <w:left w:val="single" w:color="000000" w:sz="1"/>
+              <w:bottom w:val="single" w:color="000000" w:sz="1"/>
+              <w:right w:val="single" w:color="000000" w:sz="1"/>
             </w:tcBorders>
             <w:tcMar>
               <w:top w:type="dxa" w:w="50"/>
@@ -642,7 +419,7 @@
                 <w:sz w:val="17"/>
                 <w:szCs w:val="17"/>
               </w:rPr>
-              <w:t xml:space="preserve">Character-based windowing</w:t>
+              <w:t xml:space="preserve">Sentence-boundary chunking</w:t>
             </w:r>
           </w:p>
         </w:tc>
@@ -650,10 +427,10 @@
           <w:tcPr>
             <w:tcW w:type="dxa" w:w="7440"/>
             <w:tcBorders>
-              <w:top w:val="single" w:color="CCCCCC" w:sz="1"/>
-              <w:left w:val="single" w:color="CCCCCC" w:sz="1"/>
-              <w:bottom w:val="single" w:color="CCCCCC" w:sz="1"/>
-              <w:right w:val="single" w:color="CCCCCC" w:sz="1"/>
+              <w:top w:val="single" w:color="000000" w:sz="1"/>
+              <w:left w:val="single" w:color="000000" w:sz="1"/>
+              <w:bottom w:val="single" w:color="000000" w:sz="1"/>
+              <w:right w:val="single" w:color="000000" w:sz="1"/>
             </w:tcBorders>
             <w:tcMar>
               <w:top w:type="dxa" w:w="50"/>
@@ -669,7 +446,7 @@
                 <w:sz w:val="17"/>
                 <w:szCs w:val="17"/>
               </w:rPr>
-              <w:t xml:space="preserve">Portable; avoids tokeniser dependency in ingestion layer</w:t>
+              <w:t xml:space="preserve">No mid-word or mid-sentence cuts in chunks or summaries</w:t>
             </w:r>
           </w:p>
         </w:tc>
@@ -679,10 +456,10 @@
           <w:tcPr>
             <w:tcW w:type="dxa" w:w="2800"/>
             <w:tcBorders>
-              <w:top w:val="single" w:color="CCCCCC" w:sz="1"/>
-              <w:left w:val="single" w:color="CCCCCC" w:sz="1"/>
-              <w:bottom w:val="single" w:color="CCCCCC" w:sz="1"/>
-              <w:right w:val="single" w:color="CCCCCC" w:sz="1"/>
+              <w:top w:val="single" w:color="000000" w:sz="1"/>
+              <w:left w:val="single" w:color="000000" w:sz="1"/>
+              <w:bottom w:val="single" w:color="000000" w:sz="1"/>
+              <w:right w:val="single" w:color="000000" w:sz="1"/>
             </w:tcBorders>
             <w:tcMar>
               <w:top w:type="dxa" w:w="50"/>
@@ -700,7 +477,7 @@
                 <w:sz w:val="17"/>
                 <w:szCs w:val="17"/>
               </w:rPr>
-              <w:t xml:space="preserve">Placeholder summarisation</w:t>
+              <w:t xml:space="preserve">Query-aware summary</w:t>
             </w:r>
           </w:p>
         </w:tc>
@@ -708,10 +485,10 @@
           <w:tcPr>
             <w:tcW w:type="dxa" w:w="7440"/>
             <w:tcBorders>
-              <w:top w:val="single" w:color="CCCCCC" w:sz="1"/>
-              <w:left w:val="single" w:color="CCCCCC" w:sz="1"/>
-              <w:bottom w:val="single" w:color="CCCCCC" w:sz="1"/>
-              <w:right w:val="single" w:color="CCCCCC" w:sz="1"/>
+              <w:top w:val="single" w:color="000000" w:sz="1"/>
+              <w:left w:val="single" w:color="000000" w:sz="1"/>
+              <w:bottom w:val="single" w:color="000000" w:sz="1"/>
+              <w:right w:val="single" w:color="000000" w:sz="1"/>
             </w:tcBorders>
             <w:tcMar>
               <w:top w:type="dxa" w:w="50"/>
@@ -727,7 +504,7 @@
                 <w:sz w:val="17"/>
                 <w:szCs w:val="17"/>
               </w:rPr>
-              <w:t xml:space="preserve">Architecture-first; real summariser (BART/T5) is a drop-in swap</w:t>
+              <w:t xml:space="preserve">Returns sentences relevant to the query, not just the first 3</w:t>
             </w:r>
           </w:p>
         </w:tc>
@@ -737,10 +514,10 @@
           <w:tcPr>
             <w:tcW w:type="dxa" w:w="2800"/>
             <w:tcBorders>
-              <w:top w:val="single" w:color="CCCCCC" w:sz="1"/>
-              <w:left w:val="single" w:color="CCCCCC" w:sz="1"/>
-              <w:bottom w:val="single" w:color="CCCCCC" w:sz="1"/>
-              <w:right w:val="single" w:color="CCCCCC" w:sz="1"/>
+              <w:top w:val="single" w:color="000000" w:sz="1"/>
+              <w:left w:val="single" w:color="000000" w:sz="1"/>
+              <w:bottom w:val="single" w:color="000000" w:sz="1"/>
+              <w:right w:val="single" w:color="000000" w:sz="1"/>
             </w:tcBorders>
             <w:tcMar>
               <w:top w:type="dxa" w:w="50"/>
@@ -758,7 +535,7 @@
                 <w:sz w:val="17"/>
                 <w:szCs w:val="17"/>
               </w:rPr>
-              <w:t xml:space="preserve">LoRA over full fine-tuning</w:t>
+              <w:t xml:space="preserve">NLTK + sklearn</w:t>
             </w:r>
           </w:p>
         </w:tc>
@@ -766,10 +543,10 @@
           <w:tcPr>
             <w:tcW w:type="dxa" w:w="7440"/>
             <w:tcBorders>
-              <w:top w:val="single" w:color="CCCCCC" w:sz="1"/>
-              <w:left w:val="single" w:color="CCCCCC" w:sz="1"/>
-              <w:bottom w:val="single" w:color="CCCCCC" w:sz="1"/>
-              <w:right w:val="single" w:color="CCCCCC" w:sz="1"/>
+              <w:top w:val="single" w:color="000000" w:sz="1"/>
+              <w:left w:val="single" w:color="000000" w:sz="1"/>
+              <w:bottom w:val="single" w:color="000000" w:sz="1"/>
+              <w:right w:val="single" w:color="000000" w:sz="1"/>
             </w:tcBorders>
             <w:tcMar>
               <w:top w:type="dxa" w:w="50"/>
@@ -785,7 +562,7 @@
                 <w:sz w:val="17"/>
                 <w:szCs w:val="17"/>
               </w:rPr>
-              <w:t xml:space="preserve">~500× fewer trainable params; single 24GB GPU sufficient</w:t>
+              <w:t xml:space="preserve">No need to reinvent stopwords or cosine math from scratch</w:t>
             </w:r>
           </w:p>
         </w:tc>
@@ -795,10 +572,10 @@
           <w:tcPr>
             <w:tcW w:type="dxa" w:w="2800"/>
             <w:tcBorders>
-              <w:top w:val="single" w:color="CCCCCC" w:sz="1"/>
-              <w:left w:val="single" w:color="CCCCCC" w:sz="1"/>
-              <w:bottom w:val="single" w:color="CCCCCC" w:sz="1"/>
-              <w:right w:val="single" w:color="CCCCCC" w:sz="1"/>
+              <w:top w:val="single" w:color="000000" w:sz="1"/>
+              <w:left w:val="single" w:color="000000" w:sz="1"/>
+              <w:bottom w:val="single" w:color="000000" w:sz="1"/>
+              <w:right w:val="single" w:color="000000" w:sz="1"/>
             </w:tcBorders>
             <w:tcMar>
               <w:top w:type="dxa" w:w="50"/>
@@ -816,7 +593,7 @@
                 <w:sz w:val="17"/>
                 <w:szCs w:val="17"/>
               </w:rPr>
-              <w:t xml:space="preserve">Prompt token masking</w:t>
+              <w:t xml:space="preserve">LoRA over full fine-tuning</w:t>
             </w:r>
           </w:p>
         </w:tc>
@@ -824,10 +601,10 @@
           <w:tcPr>
             <w:tcW w:type="dxa" w:w="7440"/>
             <w:tcBorders>
-              <w:top w:val="single" w:color="CCCCCC" w:sz="1"/>
-              <w:left w:val="single" w:color="CCCCCC" w:sz="1"/>
-              <w:bottom w:val="single" w:color="CCCCCC" w:sz="1"/>
-              <w:right w:val="single" w:color="CCCCCC" w:sz="1"/>
+              <w:top w:val="single" w:color="000000" w:sz="1"/>
+              <w:left w:val="single" w:color="000000" w:sz="1"/>
+              <w:bottom w:val="single" w:color="000000" w:sz="1"/>
+              <w:right w:val="single" w:color="000000" w:sz="1"/>
             </w:tcBorders>
             <w:tcMar>
               <w:top w:type="dxa" w:w="50"/>
@@ -843,7 +620,7 @@
                 <w:sz w:val="17"/>
                 <w:szCs w:val="17"/>
               </w:rPr>
-              <w:t xml:space="preserve">Cleaner SFT gradient; model learns to generate, not repeat input</w:t>
+              <w:t xml:space="preserve">~500x fewer trainable params, fits on a free Colab T4 GPU</w:t>
             </w:r>
           </w:p>
         </w:tc>
@@ -853,10 +630,10 @@
           <w:tcPr>
             <w:tcW w:type="dxa" w:w="2800"/>
             <w:tcBorders>
-              <w:top w:val="single" w:color="CCCCCC" w:sz="1"/>
-              <w:left w:val="single" w:color="CCCCCC" w:sz="1"/>
-              <w:bottom w:val="single" w:color="CCCCCC" w:sz="1"/>
-              <w:right w:val="single" w:color="CCCCCC" w:sz="1"/>
+              <w:top w:val="single" w:color="000000" w:sz="1"/>
+              <w:left w:val="single" w:color="000000" w:sz="1"/>
+              <w:bottom w:val="single" w:color="000000" w:sz="1"/>
+              <w:right w:val="single" w:color="000000" w:sz="1"/>
             </w:tcBorders>
             <w:tcMar>
               <w:top w:type="dxa" w:w="50"/>
@@ -874,7 +651,7 @@
                 <w:sz w:val="17"/>
                 <w:szCs w:val="17"/>
               </w:rPr>
-              <w:t xml:space="preserve">Rule-based query router</w:t>
+              <w:t xml:space="preserve">Prompt token masking</w:t>
             </w:r>
           </w:p>
         </w:tc>
@@ -882,10 +659,10 @@
           <w:tcPr>
             <w:tcW w:type="dxa" w:w="7440"/>
             <w:tcBorders>
-              <w:top w:val="single" w:color="CCCCCC" w:sz="1"/>
-              <w:left w:val="single" w:color="CCCCCC" w:sz="1"/>
-              <w:bottom w:val="single" w:color="CCCCCC" w:sz="1"/>
-              <w:right w:val="single" w:color="CCCCCC" w:sz="1"/>
+              <w:top w:val="single" w:color="000000" w:sz="1"/>
+              <w:left w:val="single" w:color="000000" w:sz="1"/>
+              <w:bottom w:val="single" w:color="000000" w:sz="1"/>
+              <w:right w:val="single" w:color="000000" w:sz="1"/>
             </w:tcBorders>
             <w:tcMar>
               <w:top w:type="dxa" w:w="50"/>
@@ -901,7 +678,7 @@
                 <w:sz w:val="17"/>
                 <w:szCs w:val="17"/>
               </w:rPr>
-              <w:t xml:space="preserve">Zero-latency, zero-cost; upgradeable without interface change</w:t>
+              <w:t xml:space="preserve">Model learns to generate answers, not repeat the question</w:t>
             </w:r>
           </w:p>
         </w:tc>
@@ -1086,7 +863,7 @@
     <w:lvl w:ilvl="0" w15:tentative="1">
       <w:start w:val="1"/>
       <w:numFmt w:val="bullet"/>
-      <w:lvlText w:val="•"/>
+      <w:lvlText w:val="-"/>
       <w:lvlJc w:val="left"/>
       <w:pPr>
         <w:ind w:left="360" w:hanging="200"/>
